--- a/DS/Quiz/V1/1 - Sol.docx
+++ b/DS/Quiz/V1/1 - Sol.docx
@@ -1,6 +1,6 @@
 
 <file path=word/document.xml><?xml version="1.0" encoding="utf-8"?>
-<w:document xmlns:wpc="http://schemas.microsoft.com/office/word/2010/wordprocessingCanvas" xmlns:cx="http://schemas.microsoft.com/office/drawing/2014/chartex" xmlns:cx1="http://schemas.microsoft.com/office/drawing/2015/9/8/chartex" xmlns:cx2="http://schemas.microsoft.com/office/drawing/2015/10/21/chartex" xmlns:cx3="http://schemas.microsoft.com/office/drawing/2016/5/9/chartex" xmlns:cx4="http://schemas.microsoft.com/office/drawing/2016/5/10/chartex" xmlns:cx5="http://schemas.microsoft.com/office/drawing/2016/5/11/chartex" xmlns:cx6="http://schemas.microsoft.com/office/drawing/2016/5/12/chartex" xmlns:cx7="http://schemas.microsoft.com/office/drawing/2016/5/13/chartex" xmlns:cx8="http://schemas.microsoft.com/office/drawing/2016/5/14/chartex" xmlns:mc="http://schemas.openxmlformats.org/markup-compatibility/2006" xmlns:aink="http://schemas.microsoft.com/office/drawing/2016/ink" xmlns:am3d="http://schemas.microsoft.com/office/drawing/2017/model3d" xmlns:o="urn:schemas-microsoft-com:office:office" xmlns:oel="http://schemas.microsoft.com/office/2019/extlst" xmlns:r="http://schemas.openxmlformats.org/officeDocument/2006/relationships" xmlns:m="http://schemas.openxmlformats.org/officeDocument/2006/math" xmlns:v="urn:schemas-microsoft-com:vml" xmlns:wp14="http://schemas.microsoft.com/office/word/2010/wordprocessingDrawing" xmlns:wp="http://schemas.openxmlformats.org/drawingml/2006/wordprocessingDrawing" xmlns:w10="urn:schemas-microsoft-com:office:word" xmlns:w="http://schemas.openxmlformats.org/wordprocessingml/2006/main" xmlns:w14="http://schemas.microsoft.com/office/word/2010/wordml" xmlns:w15="http://schemas.microsoft.com/office/word/2012/wordml" xmlns:w16cex="http://schemas.microsoft.com/office/word/2018/wordml/cex" xmlns:w16cid="http://schemas.microsoft.com/office/word/2016/wordml/cid" xmlns:w16="http://schemas.microsoft.com/office/word/2018/wordml" xmlns:w16du="http://schemas.microsoft.com/office/word/2023/wordml/word16du" xmlns:w16sdtdh="http://schemas.microsoft.com/office/word/2020/wordml/sdtdatahash" xmlns:w16sdtfl="http://schemas.microsoft.com/office/word/2024/wordml/sdtformatlock" xmlns:w16se="http://schemas.microsoft.com/office/word/2015/wordml/symex" xmlns:wpg="http://schemas.microsoft.com/office/word/2010/wordprocessingGroup" xmlns:wpi="http://schemas.microsoft.com/office/word/2010/wordprocessingInk" xmlns:wne="http://schemas.microsoft.com/office/word/2006/wordml" xmlns:wps="http://schemas.microsoft.com/office/word/2010/wordprocessingShape" mc:Ignorable="w14 w15 w16se w16cid w16 w16cex w16sdtdh w16sdtfl w16du wp14">
+<w:document xmlns:wpc="http://schemas.microsoft.com/office/word/2010/wordprocessingCanvas" xmlns:cx="http://schemas.microsoft.com/office/drawing/2014/chartex" xmlns:cx1="http://schemas.microsoft.com/office/drawing/2015/9/8/chartex" xmlns:cx2="http://schemas.microsoft.com/office/drawing/2015/10/21/chartex" xmlns:cx3="http://schemas.microsoft.com/office/drawing/2016/5/9/chartex" xmlns:cx4="http://schemas.microsoft.com/office/drawing/2016/5/10/chartex" xmlns:cx5="http://schemas.microsoft.com/office/drawing/2016/5/11/chartex" xmlns:cx6="http://schemas.microsoft.com/office/drawing/2016/5/12/chartex" xmlns:cx7="http://schemas.microsoft.com/office/drawing/2016/5/13/chartex" xmlns:cx8="http://schemas.microsoft.com/office/drawing/2016/5/14/chartex" xmlns:mc="http://schemas.openxmlformats.org/markup-compatibility/2006" xmlns:aink="http://schemas.microsoft.com/office/drawing/2016/ink" xmlns:am3d="http://schemas.microsoft.com/office/drawing/2017/model3d" xmlns:o="urn:schemas-microsoft-com:office:office" xmlns:r="http://schemas.openxmlformats.org/officeDocument/2006/relationships" xmlns:m="http://schemas.openxmlformats.org/officeDocument/2006/math" xmlns:v="urn:schemas-microsoft-com:vml" xmlns:wp14="http://schemas.microsoft.com/office/word/2010/wordprocessingDrawing" xmlns:wp="http://schemas.openxmlformats.org/drawingml/2006/wordprocessingDrawing" xmlns:w10="urn:schemas-microsoft-com:office:word" xmlns:w="http://schemas.openxmlformats.org/wordprocessingml/2006/main" xmlns:w14="http://schemas.microsoft.com/office/word/2010/wordml" xmlns:w15="http://schemas.microsoft.com/office/word/2012/wordml" xmlns:w16cex="http://schemas.microsoft.com/office/word/2018/wordml/cex" xmlns:w16cid="http://schemas.microsoft.com/office/word/2016/wordml/cid" xmlns:w16="http://schemas.microsoft.com/office/word/2018/wordml" xmlns:w16sdtdh="http://schemas.microsoft.com/office/word/2020/wordml/sdtdatahash" xmlns:w16se="http://schemas.microsoft.com/office/word/2015/wordml/symex" xmlns:wpg="http://schemas.microsoft.com/office/word/2010/wordprocessingGroup" xmlns:wpi="http://schemas.microsoft.com/office/word/2010/wordprocessingInk" xmlns:wne="http://schemas.microsoft.com/office/word/2006/wordml" xmlns:wps="http://schemas.microsoft.com/office/word/2010/wordprocessingShape" mc:Ignorable="w14 w15 w16se w16cid w16 w16cex w16sdtdh wp14">
   <w:body>
     <w:tbl>
       <w:tblPr>
@@ -1154,13 +1154,8 @@
       </w:r>
       <w:r>
         <w:br/>
-        <w:t xml:space="preserve">A = {2, 4, 8, 16, 32, </w:t>
-      </w:r>
-      <w:proofErr w:type="gramStart"/>
-      <w:r>
-        <w:t>64}.</w:t>
-      </w:r>
-      <w:proofErr w:type="gramEnd"/>
+        <w:t>A = {2, 4, 8, 16, 32, 64}.</w:t>
+      </w:r>
     </w:p>
     <w:p>
       <w:pPr>
@@ -1483,21 +1478,8 @@
         <w:t>∅</w:t>
       </w:r>
       <w:r>
-        <w:t>, {</w:t>
-      </w:r>
-      <w:proofErr w:type="gramStart"/>
-      <w:r>
-        <w:t>a}, {</w:t>
-      </w:r>
-      <w:proofErr w:type="gramEnd"/>
-      <w:r>
-        <w:t xml:space="preserve">a, </w:t>
-      </w:r>
-      <w:proofErr w:type="gramStart"/>
-      <w:r>
-        <w:t>b}}.</w:t>
-      </w:r>
-      <w:proofErr w:type="gramEnd"/>
+        <w:t>, {a}, {a, b}}.</w:t>
+      </w:r>
     </w:p>
     <w:p>
       <w:pPr>
@@ -1740,7 +1722,6 @@
         <w:spacing w:line="278" w:lineRule="auto"/>
         <w:ind w:left="720"/>
       </w:pPr>
-      <w:proofErr w:type="gramStart"/>
       <w:r>
         <w:t>{</w:t>
       </w:r>
@@ -1754,6 +1735,7 @@
         <w:t>}, {{a}}, {{</w:t>
       </w:r>
       <w:proofErr w:type="spellStart"/>
+      <w:proofErr w:type="gramStart"/>
       <w:r>
         <w:t>a,b</w:t>
       </w:r>
@@ -1797,18 +1779,13 @@
       <w:proofErr w:type="spellEnd"/>
       <w:proofErr w:type="gramEnd"/>
       <w:r>
-        <w:t>}}, {{</w:t>
-      </w:r>
-      <w:proofErr w:type="gramStart"/>
-      <w:r>
-        <w:t>a}, {</w:t>
+        <w:t>}}, {{a}, {</w:t>
       </w:r>
       <w:proofErr w:type="spellStart"/>
       <w:r>
         <w:t>a,b</w:t>
       </w:r>
       <w:proofErr w:type="spellEnd"/>
-      <w:proofErr w:type="gramEnd"/>
       <w:r>
         <w:t>}},</w:t>
       </w:r>
@@ -1818,7 +1795,6 @@
         <w:spacing w:line="278" w:lineRule="auto"/>
         <w:ind w:left="720"/>
       </w:pPr>
-      <w:proofErr w:type="gramStart"/>
       <w:r>
         <w:t>{</w:t>
       </w:r>
@@ -1832,6 +1808,7 @@
         <w:t>, {a}, {</w:t>
       </w:r>
       <w:proofErr w:type="spellStart"/>
+      <w:proofErr w:type="gramStart"/>
       <w:r>
         <w:t>a,b</w:t>
       </w:r>
@@ -2405,7 +2382,31 @@
           <w:rPr>
             <w:rFonts w:ascii="Cambria Math" w:hAnsi="Cambria Math"/>
           </w:rPr>
-          <m:t>=U∖A={2,5,6,8,9}</m:t>
+          <m:t>=</m:t>
+        </m:r>
+        <m:r>
+          <w:rPr>
+            <w:rFonts w:ascii="Cambria Math" w:hAnsi="Cambria Math"/>
+          </w:rPr>
+          <m:t>U</m:t>
+        </m:r>
+        <m:r>
+          <w:rPr>
+            <w:rFonts w:ascii="Cambria Math" w:hAnsi="Cambria Math"/>
+          </w:rPr>
+          <m:t>∖</m:t>
+        </m:r>
+        <m:r>
+          <w:rPr>
+            <w:rFonts w:ascii="Cambria Math" w:hAnsi="Cambria Math"/>
+          </w:rPr>
+          <m:t>A</m:t>
+        </m:r>
+        <m:r>
+          <w:rPr>
+            <w:rFonts w:ascii="Cambria Math" w:hAnsi="Cambria Math"/>
+          </w:rPr>
+          <m:t>={2,5,6,8,9}</m:t>
         </m:r>
       </m:oMath>
       <w:r>
@@ -2447,7 +2448,31 @@
           <w:rPr>
             <w:rFonts w:ascii="Cambria Math" w:hAnsi="Cambria Math"/>
           </w:rPr>
-          <m:t>=U∖B={1,4,6,9}</m:t>
+          <m:t>=</m:t>
+        </m:r>
+        <m:r>
+          <w:rPr>
+            <w:rFonts w:ascii="Cambria Math" w:hAnsi="Cambria Math"/>
+          </w:rPr>
+          <m:t>U</m:t>
+        </m:r>
+        <m:r>
+          <w:rPr>
+            <w:rFonts w:ascii="Cambria Math" w:hAnsi="Cambria Math"/>
+          </w:rPr>
+          <m:t>∖</m:t>
+        </m:r>
+        <m:r>
+          <w:rPr>
+            <w:rFonts w:ascii="Cambria Math" w:hAnsi="Cambria Math"/>
+          </w:rPr>
+          <m:t>B</m:t>
+        </m:r>
+        <m:r>
+          <w:rPr>
+            <w:rFonts w:ascii="Cambria Math" w:hAnsi="Cambria Math"/>
+          </w:rPr>
+          <m:t>={1,4,6,9}</m:t>
         </m:r>
       </m:oMath>
       <w:r>
@@ -3054,7 +3079,7 @@
                     </pic:cNvPicPr>
                   </pic:nvPicPr>
                   <pic:blipFill>
-                    <a:blip r:embed="rId8">
+                    <a:blip r:embed="rId8" cstate="print">
                       <a:extLst>
                         <a:ext uri="{28A0092B-C50C-407E-A947-70E740481C1C}">
                           <a14:useLocalDpi xmlns:a14="http://schemas.microsoft.com/office/drawing/2010/main" val="0"/>
@@ -3427,15 +3452,7 @@
         <w:t>exactly one</w:t>
       </w:r>
       <w:r>
-        <w:t xml:space="preserve"> package. Use </w:t>
-      </w:r>
-      <w:proofErr w:type="gramStart"/>
-      <w:r>
-        <w:t>region</w:t>
-      </w:r>
-      <w:proofErr w:type="gramEnd"/>
-      <w:r>
-        <w:t xml:space="preserve"> formula:</w:t>
+        <w:t xml:space="preserve"> package. Use region formula:</w:t>
       </w:r>
     </w:p>
     <w:p>
@@ -3521,7 +3538,19 @@
           <w:rPr>
             <w:rFonts w:ascii="Cambria Math" w:hAnsi="Cambria Math"/>
           </w:rPr>
-          <m:t>A∩B</m:t>
+          <m:t>A</m:t>
+        </m:r>
+        <m:r>
+          <w:rPr>
+            <w:rFonts w:ascii="Cambria Math" w:hAnsi="Cambria Math"/>
+          </w:rPr>
+          <m:t>∩</m:t>
+        </m:r>
+        <m:r>
+          <w:rPr>
+            <w:rFonts w:ascii="Cambria Math" w:hAnsi="Cambria Math"/>
+          </w:rPr>
+          <m:t>B</m:t>
         </m:r>
         <m:r>
           <m:rPr>
@@ -3551,7 +3580,19 @@
           <w:rPr>
             <w:rFonts w:ascii="Cambria Math" w:hAnsi="Cambria Math"/>
           </w:rPr>
-          <m:t>A∩C</m:t>
+          <m:t>A</m:t>
+        </m:r>
+        <m:r>
+          <w:rPr>
+            <w:rFonts w:ascii="Cambria Math" w:hAnsi="Cambria Math"/>
+          </w:rPr>
+          <m:t>∩</m:t>
+        </m:r>
+        <m:r>
+          <w:rPr>
+            <w:rFonts w:ascii="Cambria Math" w:hAnsi="Cambria Math"/>
+          </w:rPr>
+          <m:t>C</m:t>
         </m:r>
         <m:r>
           <m:rPr>
@@ -3581,7 +3622,31 @@
           <w:rPr>
             <w:rFonts w:ascii="Cambria Math" w:hAnsi="Cambria Math"/>
           </w:rPr>
-          <m:t>A∩B∩C</m:t>
+          <m:t>A</m:t>
+        </m:r>
+        <m:r>
+          <w:rPr>
+            <w:rFonts w:ascii="Cambria Math" w:hAnsi="Cambria Math"/>
+          </w:rPr>
+          <m:t>∩</m:t>
+        </m:r>
+        <m:r>
+          <w:rPr>
+            <w:rFonts w:ascii="Cambria Math" w:hAnsi="Cambria Math"/>
+          </w:rPr>
+          <m:t>B</m:t>
+        </m:r>
+        <m:r>
+          <w:rPr>
+            <w:rFonts w:ascii="Cambria Math" w:hAnsi="Cambria Math"/>
+          </w:rPr>
+          <m:t>∩</m:t>
+        </m:r>
+        <m:r>
+          <w:rPr>
+            <w:rFonts w:ascii="Cambria Math" w:hAnsi="Cambria Math"/>
+          </w:rPr>
+          <m:t>C</m:t>
         </m:r>
         <m:r>
           <m:rPr>
@@ -4708,7 +4773,13 @@
                 <w:rPr>
                   <w:rFonts w:ascii="Cambria Math" w:hAnsi="Cambria Math"/>
                 </w:rPr>
-                <m:t>k=1</m:t>
+                <m:t>k</m:t>
+              </m:r>
+              <m:r>
+                <w:rPr>
+                  <w:rFonts w:ascii="Cambria Math" w:hAnsi="Cambria Math"/>
+                </w:rPr>
+                <m:t>=1</m:t>
               </m:r>
             </m:sub>
             <m:sup>
@@ -4725,7 +4796,25 @@
             <w:rPr>
               <w:rFonts w:ascii="Cambria Math" w:hAnsi="Cambria Math"/>
             </w:rPr>
-            <m:t>(4k-1)</m:t>
+            <m:t>(4</m:t>
+          </m:r>
+          <m:r>
+            <w:rPr>
+              <w:rFonts w:ascii="Cambria Math" w:hAnsi="Cambria Math"/>
+            </w:rPr>
+            <m:t>k</m:t>
+          </m:r>
+          <m:r>
+            <w:rPr>
+              <w:rFonts w:ascii="Cambria Math" w:hAnsi="Cambria Math"/>
+            </w:rPr>
+            <m:t>-</m:t>
+          </m:r>
+          <m:r>
+            <w:rPr>
+              <w:rFonts w:ascii="Cambria Math" w:hAnsi="Cambria Math"/>
+            </w:rPr>
+            <m:t>1)</m:t>
           </m:r>
           <m:r>
             <m:rPr>
@@ -4777,15 +4866,7 @@
         <w:spacing w:line="278" w:lineRule="auto"/>
       </w:pPr>
       <w:r>
-        <w:t xml:space="preserve">Explain why this summation must yield an arithmetic series, referring to common </w:t>
-      </w:r>
-      <w:proofErr w:type="gramStart"/>
-      <w:r>
-        <w:t>difference</w:t>
-      </w:r>
-      <w:proofErr w:type="gramEnd"/>
-      <w:r>
-        <w:t>.</w:t>
+        <w:t>Explain why this summation must yield an arithmetic series, referring to common difference.</w:t>
       </w:r>
     </w:p>
     <w:p>
@@ -4808,13 +4889,8 @@
       <w:pPr>
         <w:spacing w:line="278" w:lineRule="auto"/>
       </w:pPr>
-      <w:proofErr w:type="gramStart"/>
-      <w:r>
-        <w:t>Compute</w:t>
-      </w:r>
-      <w:proofErr w:type="gramEnd"/>
-      <w:r>
-        <w:t xml:space="preserve"> using linearity:</w:t>
+      <w:r>
+        <w:t>Compute using linearity:</w:t>
       </w:r>
     </w:p>
     <w:p>
@@ -4839,7 +4915,13 @@
                 <w:rPr>
                   <w:rFonts w:ascii="Cambria Math" w:hAnsi="Cambria Math"/>
                 </w:rPr>
-                <m:t>k=1</m:t>
+                <m:t>k</m:t>
+              </m:r>
+              <m:r>
+                <w:rPr>
+                  <w:rFonts w:ascii="Cambria Math" w:hAnsi="Cambria Math"/>
+                </w:rPr>
+                <m:t>=1</m:t>
               </m:r>
             </m:sub>
             <m:sup>
@@ -4856,7 +4938,25 @@
             <w:rPr>
               <w:rFonts w:ascii="Cambria Math" w:hAnsi="Cambria Math"/>
             </w:rPr>
-            <m:t>(4k-1)=4</m:t>
+            <m:t>(4</m:t>
+          </m:r>
+          <m:r>
+            <w:rPr>
+              <w:rFonts w:ascii="Cambria Math" w:hAnsi="Cambria Math"/>
+            </w:rPr>
+            <m:t>k</m:t>
+          </m:r>
+          <m:r>
+            <w:rPr>
+              <w:rFonts w:ascii="Cambria Math" w:hAnsi="Cambria Math"/>
+            </w:rPr>
+            <m:t>-</m:t>
+          </m:r>
+          <m:r>
+            <w:rPr>
+              <w:rFonts w:ascii="Cambria Math" w:hAnsi="Cambria Math"/>
+            </w:rPr>
+            <m:t>1)=4</m:t>
           </m:r>
           <m:nary>
             <m:naryPr>
@@ -4874,7 +4974,13 @@
                 <w:rPr>
                   <w:rFonts w:ascii="Cambria Math" w:hAnsi="Cambria Math"/>
                 </w:rPr>
-                <m:t>k=1</m:t>
+                <m:t>k</m:t>
+              </m:r>
+              <m:r>
+                <w:rPr>
+                  <w:rFonts w:ascii="Cambria Math" w:hAnsi="Cambria Math"/>
+                </w:rPr>
+                <m:t>=1</m:t>
               </m:r>
             </m:sub>
             <m:sup>
@@ -4891,7 +4997,13 @@
             <w:rPr>
               <w:rFonts w:ascii="Cambria Math" w:hAnsi="Cambria Math"/>
             </w:rPr>
-            <m:t>k-</m:t>
+            <m:t>k</m:t>
+          </m:r>
+          <m:r>
+            <w:rPr>
+              <w:rFonts w:ascii="Cambria Math" w:hAnsi="Cambria Math"/>
+            </w:rPr>
+            <m:t>-</m:t>
           </m:r>
           <m:nary>
             <m:naryPr>
@@ -4909,7 +5021,13 @@
                 <w:rPr>
                   <w:rFonts w:ascii="Cambria Math" w:hAnsi="Cambria Math"/>
                 </w:rPr>
-                <m:t>k=1</m:t>
+                <m:t>k</m:t>
+              </m:r>
+              <m:r>
+                <w:rPr>
+                  <w:rFonts w:ascii="Cambria Math" w:hAnsi="Cambria Math"/>
+                </w:rPr>
+                <m:t>=1</m:t>
               </m:r>
             </m:sub>
             <m:sup>
@@ -4941,7 +5059,25 @@
                 <w:rPr>
                   <w:rFonts w:ascii="Cambria Math" w:hAnsi="Cambria Math"/>
                 </w:rPr>
-                <m:t>n(n+1)</m:t>
+                <m:t>n</m:t>
+              </m:r>
+              <m:r>
+                <w:rPr>
+                  <w:rFonts w:ascii="Cambria Math" w:hAnsi="Cambria Math"/>
+                </w:rPr>
+                <m:t>(</m:t>
+              </m:r>
+              <m:r>
+                <w:rPr>
+                  <w:rFonts w:ascii="Cambria Math" w:hAnsi="Cambria Math"/>
+                </w:rPr>
+                <m:t>n</m:t>
+              </m:r>
+              <m:r>
+                <w:rPr>
+                  <w:rFonts w:ascii="Cambria Math" w:hAnsi="Cambria Math"/>
+                </w:rPr>
+                <m:t>+1)</m:t>
               </m:r>
             </m:num>
             <m:den>
@@ -4957,7 +5093,55 @@
             <w:rPr>
               <w:rFonts w:ascii="Cambria Math" w:hAnsi="Cambria Math"/>
             </w:rPr>
-            <m:t>-n=2n(n+1)-n=2</m:t>
+            <m:t>-</m:t>
+          </m:r>
+          <m:r>
+            <w:rPr>
+              <w:rFonts w:ascii="Cambria Math" w:hAnsi="Cambria Math"/>
+            </w:rPr>
+            <m:t>n</m:t>
+          </m:r>
+          <m:r>
+            <w:rPr>
+              <w:rFonts w:ascii="Cambria Math" w:hAnsi="Cambria Math"/>
+            </w:rPr>
+            <m:t>=2</m:t>
+          </m:r>
+          <m:r>
+            <w:rPr>
+              <w:rFonts w:ascii="Cambria Math" w:hAnsi="Cambria Math"/>
+            </w:rPr>
+            <m:t>n</m:t>
+          </m:r>
+          <m:r>
+            <w:rPr>
+              <w:rFonts w:ascii="Cambria Math" w:hAnsi="Cambria Math"/>
+            </w:rPr>
+            <m:t>(</m:t>
+          </m:r>
+          <m:r>
+            <w:rPr>
+              <w:rFonts w:ascii="Cambria Math" w:hAnsi="Cambria Math"/>
+            </w:rPr>
+            <m:t>n</m:t>
+          </m:r>
+          <m:r>
+            <w:rPr>
+              <w:rFonts w:ascii="Cambria Math" w:hAnsi="Cambria Math"/>
+            </w:rPr>
+            <m:t>+1)-</m:t>
+          </m:r>
+          <m:r>
+            <w:rPr>
+              <w:rFonts w:ascii="Cambria Math" w:hAnsi="Cambria Math"/>
+            </w:rPr>
+            <m:t>n</m:t>
+          </m:r>
+          <m:r>
+            <w:rPr>
+              <w:rFonts w:ascii="Cambria Math" w:hAnsi="Cambria Math"/>
+            </w:rPr>
+            <m:t>=2</m:t>
           </m:r>
           <m:sSup>
             <m:sSupPr>
@@ -4988,7 +5172,13 @@
             <w:rPr>
               <w:rFonts w:ascii="Cambria Math" w:hAnsi="Cambria Math"/>
             </w:rPr>
-            <m:t>+n</m:t>
+            <m:t>+</m:t>
+          </m:r>
+          <m:r>
+            <w:rPr>
+              <w:rFonts w:ascii="Cambria Math" w:hAnsi="Cambria Math"/>
+            </w:rPr>
+            <m:t>n</m:t>
           </m:r>
           <m:r>
             <m:rPr>
@@ -5159,6 +5349,12 @@
             <w:rFonts w:ascii="Cambria Math" w:hAnsi="Cambria Math"/>
           </w:rPr>
           <m:t>k</m:t>
+        </m:r>
+        <m:r>
+          <w:rPr>
+            <w:rFonts w:ascii="Cambria Math" w:hAnsi="Cambria Math"/>
+          </w:rPr>
+          <m:t xml:space="preserve"> </m:t>
         </m:r>
       </m:oMath>
       <w:r>
@@ -5709,7 +5905,13 @@
             <w:rPr>
               <w:rFonts w:ascii="Cambria Math" w:hAnsi="Cambria Math"/>
             </w:rPr>
-            <m:t>-4</m:t>
+            <m:t>-</m:t>
+          </m:r>
+          <m:r>
+            <w:rPr>
+              <w:rFonts w:ascii="Cambria Math" w:hAnsi="Cambria Math"/>
+            </w:rPr>
+            <m:t>4</m:t>
           </m:r>
           <m:sSub>
             <m:sSubPr>
@@ -5819,7 +6021,13 @@
             <w:rPr>
               <w:rFonts w:ascii="Cambria Math" w:hAnsi="Cambria Math"/>
             </w:rPr>
-            <m:t>-4</m:t>
+            <m:t>-</m:t>
+          </m:r>
+          <m:r>
+            <w:rPr>
+              <w:rFonts w:ascii="Cambria Math" w:hAnsi="Cambria Math"/>
+            </w:rPr>
+            <m:t>4</m:t>
           </m:r>
           <m:sSub>
             <m:sSubPr>
@@ -5929,7 +6137,13 @@
             <w:rPr>
               <w:rFonts w:ascii="Cambria Math" w:hAnsi="Cambria Math"/>
             </w:rPr>
-            <m:t>-4</m:t>
+            <m:t>-</m:t>
+          </m:r>
+          <m:r>
+            <w:rPr>
+              <w:rFonts w:ascii="Cambria Math" w:hAnsi="Cambria Math"/>
+            </w:rPr>
+            <m:t>4</m:t>
           </m:r>
           <m:sSub>
             <m:sSubPr>
@@ -6233,7 +6447,7 @@
 </file>
 
 <file path=word/endnotes.xml><?xml version="1.0" encoding="utf-8"?>
-<w:endnotes xmlns:wpc="http://schemas.microsoft.com/office/word/2010/wordprocessingCanvas" xmlns:cx="http://schemas.microsoft.com/office/drawing/2014/chartex" xmlns:cx1="http://schemas.microsoft.com/office/drawing/2015/9/8/chartex" xmlns:cx2="http://schemas.microsoft.com/office/drawing/2015/10/21/chartex" xmlns:cx3="http://schemas.microsoft.com/office/drawing/2016/5/9/chartex" xmlns:cx4="http://schemas.microsoft.com/office/drawing/2016/5/10/chartex" xmlns:cx5="http://schemas.microsoft.com/office/drawing/2016/5/11/chartex" xmlns:cx6="http://schemas.microsoft.com/office/drawing/2016/5/12/chartex" xmlns:cx7="http://schemas.microsoft.com/office/drawing/2016/5/13/chartex" xmlns:cx8="http://schemas.microsoft.com/office/drawing/2016/5/14/chartex" xmlns:mc="http://schemas.openxmlformats.org/markup-compatibility/2006" xmlns:aink="http://schemas.microsoft.com/office/drawing/2016/ink" xmlns:am3d="http://schemas.microsoft.com/office/drawing/2017/model3d" xmlns:o="urn:schemas-microsoft-com:office:office" xmlns:oel="http://schemas.microsoft.com/office/2019/extlst" xmlns:r="http://schemas.openxmlformats.org/officeDocument/2006/relationships" xmlns:m="http://schemas.openxmlformats.org/officeDocument/2006/math" xmlns:v="urn:schemas-microsoft-com:vml" xmlns:wp14="http://schemas.microsoft.com/office/word/2010/wordprocessingDrawing" xmlns:wp="http://schemas.openxmlformats.org/drawingml/2006/wordprocessingDrawing" xmlns:w10="urn:schemas-microsoft-com:office:word" xmlns:w="http://schemas.openxmlformats.org/wordprocessingml/2006/main" xmlns:w14="http://schemas.microsoft.com/office/word/2010/wordml" xmlns:w15="http://schemas.microsoft.com/office/word/2012/wordml" xmlns:w16cex="http://schemas.microsoft.com/office/word/2018/wordml/cex" xmlns:w16cid="http://schemas.microsoft.com/office/word/2016/wordml/cid" xmlns:w16="http://schemas.microsoft.com/office/word/2018/wordml" xmlns:w16du="http://schemas.microsoft.com/office/word/2023/wordml/word16du" xmlns:w16sdtdh="http://schemas.microsoft.com/office/word/2020/wordml/sdtdatahash" xmlns:w16sdtfl="http://schemas.microsoft.com/office/word/2024/wordml/sdtformatlock" xmlns:w16se="http://schemas.microsoft.com/office/word/2015/wordml/symex" xmlns:wpg="http://schemas.microsoft.com/office/word/2010/wordprocessingGroup" xmlns:wpi="http://schemas.microsoft.com/office/word/2010/wordprocessingInk" xmlns:wne="http://schemas.microsoft.com/office/word/2006/wordml" xmlns:wps="http://schemas.microsoft.com/office/word/2010/wordprocessingShape" mc:Ignorable="w14 w15 w16se w16cid w16 w16cex w16sdtdh w16sdtfl w16du wp14">
+<w:endnotes xmlns:wpc="http://schemas.microsoft.com/office/word/2010/wordprocessingCanvas" xmlns:cx="http://schemas.microsoft.com/office/drawing/2014/chartex" xmlns:cx1="http://schemas.microsoft.com/office/drawing/2015/9/8/chartex" xmlns:cx2="http://schemas.microsoft.com/office/drawing/2015/10/21/chartex" xmlns:cx3="http://schemas.microsoft.com/office/drawing/2016/5/9/chartex" xmlns:cx4="http://schemas.microsoft.com/office/drawing/2016/5/10/chartex" xmlns:cx5="http://schemas.microsoft.com/office/drawing/2016/5/11/chartex" xmlns:cx6="http://schemas.microsoft.com/office/drawing/2016/5/12/chartex" xmlns:cx7="http://schemas.microsoft.com/office/drawing/2016/5/13/chartex" xmlns:cx8="http://schemas.microsoft.com/office/drawing/2016/5/14/chartex" xmlns:mc="http://schemas.openxmlformats.org/markup-compatibility/2006" xmlns:aink="http://schemas.microsoft.com/office/drawing/2016/ink" xmlns:am3d="http://schemas.microsoft.com/office/drawing/2017/model3d" xmlns:o="urn:schemas-microsoft-com:office:office" xmlns:r="http://schemas.openxmlformats.org/officeDocument/2006/relationships" xmlns:m="http://schemas.openxmlformats.org/officeDocument/2006/math" xmlns:v="urn:schemas-microsoft-com:vml" xmlns:wp14="http://schemas.microsoft.com/office/word/2010/wordprocessingDrawing" xmlns:wp="http://schemas.openxmlformats.org/drawingml/2006/wordprocessingDrawing" xmlns:w10="urn:schemas-microsoft-com:office:word" xmlns:w="http://schemas.openxmlformats.org/wordprocessingml/2006/main" xmlns:w14="http://schemas.microsoft.com/office/word/2010/wordml" xmlns:w15="http://schemas.microsoft.com/office/word/2012/wordml" xmlns:w16cex="http://schemas.microsoft.com/office/word/2018/wordml/cex" xmlns:w16cid="http://schemas.microsoft.com/office/word/2016/wordml/cid" xmlns:w16="http://schemas.microsoft.com/office/word/2018/wordml" xmlns:w16sdtdh="http://schemas.microsoft.com/office/word/2020/wordml/sdtdatahash" xmlns:w16se="http://schemas.microsoft.com/office/word/2015/wordml/symex" xmlns:wpg="http://schemas.microsoft.com/office/word/2010/wordprocessingGroup" xmlns:wpi="http://schemas.microsoft.com/office/word/2010/wordprocessingInk" xmlns:wne="http://schemas.microsoft.com/office/word/2006/wordml" xmlns:wps="http://schemas.microsoft.com/office/word/2010/wordprocessingShape" mc:Ignorable="w14 w15 w16se w16cid w16 w16cex w16sdtdh wp14">
   <w:endnote w:type="separator" w:id="-1">
     <w:p>
       <w:pPr>
@@ -6258,7 +6472,7 @@
 </file>
 
 <file path=word/footer1.xml><?xml version="1.0" encoding="utf-8"?>
-<w:ftr xmlns:wpc="http://schemas.microsoft.com/office/word/2010/wordprocessingCanvas" xmlns:cx="http://schemas.microsoft.com/office/drawing/2014/chartex" xmlns:cx1="http://schemas.microsoft.com/office/drawing/2015/9/8/chartex" xmlns:cx2="http://schemas.microsoft.com/office/drawing/2015/10/21/chartex" xmlns:cx3="http://schemas.microsoft.com/office/drawing/2016/5/9/chartex" xmlns:cx4="http://schemas.microsoft.com/office/drawing/2016/5/10/chartex" xmlns:cx5="http://schemas.microsoft.com/office/drawing/2016/5/11/chartex" xmlns:cx6="http://schemas.microsoft.com/office/drawing/2016/5/12/chartex" xmlns:cx7="http://schemas.microsoft.com/office/drawing/2016/5/13/chartex" xmlns:cx8="http://schemas.microsoft.com/office/drawing/2016/5/14/chartex" xmlns:mc="http://schemas.openxmlformats.org/markup-compatibility/2006" xmlns:aink="http://schemas.microsoft.com/office/drawing/2016/ink" xmlns:am3d="http://schemas.microsoft.com/office/drawing/2017/model3d" xmlns:o="urn:schemas-microsoft-com:office:office" xmlns:oel="http://schemas.microsoft.com/office/2019/extlst" xmlns:r="http://schemas.openxmlformats.org/officeDocument/2006/relationships" xmlns:m="http://schemas.openxmlformats.org/officeDocument/2006/math" xmlns:v="urn:schemas-microsoft-com:vml" xmlns:wp14="http://schemas.microsoft.com/office/word/2010/wordprocessingDrawing" xmlns:wp="http://schemas.openxmlformats.org/drawingml/2006/wordprocessingDrawing" xmlns:w10="urn:schemas-microsoft-com:office:word" xmlns:w="http://schemas.openxmlformats.org/wordprocessingml/2006/main" xmlns:w14="http://schemas.microsoft.com/office/word/2010/wordml" xmlns:w15="http://schemas.microsoft.com/office/word/2012/wordml" xmlns:w16cex="http://schemas.microsoft.com/office/word/2018/wordml/cex" xmlns:w16cid="http://schemas.microsoft.com/office/word/2016/wordml/cid" xmlns:w16="http://schemas.microsoft.com/office/word/2018/wordml" xmlns:w16du="http://schemas.microsoft.com/office/word/2023/wordml/word16du" xmlns:w16sdtdh="http://schemas.microsoft.com/office/word/2020/wordml/sdtdatahash" xmlns:w16sdtfl="http://schemas.microsoft.com/office/word/2024/wordml/sdtformatlock" xmlns:w16se="http://schemas.microsoft.com/office/word/2015/wordml/symex" xmlns:wpg="http://schemas.microsoft.com/office/word/2010/wordprocessingGroup" xmlns:wpi="http://schemas.microsoft.com/office/word/2010/wordprocessingInk" xmlns:wne="http://schemas.microsoft.com/office/word/2006/wordml" xmlns:wps="http://schemas.microsoft.com/office/word/2010/wordprocessingShape" mc:Ignorable="w14 w15 w16se w16cid w16 w16cex w16sdtdh w16sdtfl w16du wp14">
+<w:ftr xmlns:wpc="http://schemas.microsoft.com/office/word/2010/wordprocessingCanvas" xmlns:cx="http://schemas.microsoft.com/office/drawing/2014/chartex" xmlns:cx1="http://schemas.microsoft.com/office/drawing/2015/9/8/chartex" xmlns:cx2="http://schemas.microsoft.com/office/drawing/2015/10/21/chartex" xmlns:cx3="http://schemas.microsoft.com/office/drawing/2016/5/9/chartex" xmlns:cx4="http://schemas.microsoft.com/office/drawing/2016/5/10/chartex" xmlns:cx5="http://schemas.microsoft.com/office/drawing/2016/5/11/chartex" xmlns:cx6="http://schemas.microsoft.com/office/drawing/2016/5/12/chartex" xmlns:cx7="http://schemas.microsoft.com/office/drawing/2016/5/13/chartex" xmlns:cx8="http://schemas.microsoft.com/office/drawing/2016/5/14/chartex" xmlns:mc="http://schemas.openxmlformats.org/markup-compatibility/2006" xmlns:aink="http://schemas.microsoft.com/office/drawing/2016/ink" xmlns:am3d="http://schemas.microsoft.com/office/drawing/2017/model3d" xmlns:o="urn:schemas-microsoft-com:office:office" xmlns:r="http://schemas.openxmlformats.org/officeDocument/2006/relationships" xmlns:m="http://schemas.openxmlformats.org/officeDocument/2006/math" xmlns:v="urn:schemas-microsoft-com:vml" xmlns:wp14="http://schemas.microsoft.com/office/word/2010/wordprocessingDrawing" xmlns:wp="http://schemas.openxmlformats.org/drawingml/2006/wordprocessingDrawing" xmlns:w10="urn:schemas-microsoft-com:office:word" xmlns:w="http://schemas.openxmlformats.org/wordprocessingml/2006/main" xmlns:w14="http://schemas.microsoft.com/office/word/2010/wordml" xmlns:w15="http://schemas.microsoft.com/office/word/2012/wordml" xmlns:w16cex="http://schemas.microsoft.com/office/word/2018/wordml/cex" xmlns:w16cid="http://schemas.microsoft.com/office/word/2016/wordml/cid" xmlns:w16="http://schemas.microsoft.com/office/word/2018/wordml" xmlns:w16sdtdh="http://schemas.microsoft.com/office/word/2020/wordml/sdtdatahash" xmlns:w16se="http://schemas.microsoft.com/office/word/2015/wordml/symex" xmlns:wpg="http://schemas.microsoft.com/office/word/2010/wordprocessingGroup" xmlns:wpi="http://schemas.microsoft.com/office/word/2010/wordprocessingInk" xmlns:wne="http://schemas.microsoft.com/office/word/2006/wordml" xmlns:wps="http://schemas.microsoft.com/office/word/2010/wordprocessingShape" mc:Ignorable="w14 w15 w16se w16cid w16 w16cex w16sdtdh wp14">
   <w:p>
     <w:pPr>
       <w:pStyle w:val="Footer"/>
@@ -6338,7 +6552,7 @@
             </wp:anchor>
           </w:drawing>
         </mc:Choice>
-        <mc:Fallback>
+        <mc:Fallback xmlns:w16sdtfl="http://schemas.microsoft.com/office/word/2024/wordml/sdtformatlock" xmlns:w16du="http://schemas.microsoft.com/office/word/2023/wordml/word16du" xmlns:oel="http://schemas.microsoft.com/office/2019/extlst">
           <w:pict>
             <v:line w14:anchorId="0DC3F846" id="Straight Connector 3" o:spid="_x0000_s1026" style="position:absolute;z-index:251659264;visibility:visible;mso-wrap-style:square;mso-width-percent:0;mso-height-percent:0;mso-wrap-distance-left:9pt;mso-wrap-distance-top:0;mso-wrap-distance-right:9pt;mso-wrap-distance-bottom:0;mso-position-horizontal:absolute;mso-position-horizontal-relative:text;mso-position-vertical:absolute;mso-position-vertical-relative:text;mso-width-percent:0;mso-height-percent:0;mso-width-relative:page;mso-height-relative:page" from="-32.25pt,-3.6pt" to="557.25pt,-3.6pt" o:gfxdata="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" strokeweight="2pt">
               <v:stroke joinstyle="miter"/>
@@ -6470,7 +6684,7 @@
 </file>
 
 <file path=word/footnotes.xml><?xml version="1.0" encoding="utf-8"?>
-<w:footnotes xmlns:wpc="http://schemas.microsoft.com/office/word/2010/wordprocessingCanvas" xmlns:cx="http://schemas.microsoft.com/office/drawing/2014/chartex" xmlns:cx1="http://schemas.microsoft.com/office/drawing/2015/9/8/chartex" xmlns:cx2="http://schemas.microsoft.com/office/drawing/2015/10/21/chartex" xmlns:cx3="http://schemas.microsoft.com/office/drawing/2016/5/9/chartex" xmlns:cx4="http://schemas.microsoft.com/office/drawing/2016/5/10/chartex" xmlns:cx5="http://schemas.microsoft.com/office/drawing/2016/5/11/chartex" xmlns:cx6="http://schemas.microsoft.com/office/drawing/2016/5/12/chartex" xmlns:cx7="http://schemas.microsoft.com/office/drawing/2016/5/13/chartex" xmlns:cx8="http://schemas.microsoft.com/office/drawing/2016/5/14/chartex" xmlns:mc="http://schemas.openxmlformats.org/markup-compatibility/2006" xmlns:aink="http://schemas.microsoft.com/office/drawing/2016/ink" xmlns:am3d="http://schemas.microsoft.com/office/drawing/2017/model3d" xmlns:o="urn:schemas-microsoft-com:office:office" xmlns:oel="http://schemas.microsoft.com/office/2019/extlst" xmlns:r="http://schemas.openxmlformats.org/officeDocument/2006/relationships" xmlns:m="http://schemas.openxmlformats.org/officeDocument/2006/math" xmlns:v="urn:schemas-microsoft-com:vml" xmlns:wp14="http://schemas.microsoft.com/office/word/2010/wordprocessingDrawing" xmlns:wp="http://schemas.openxmlformats.org/drawingml/2006/wordprocessingDrawing" xmlns:w10="urn:schemas-microsoft-com:office:word" xmlns:w="http://schemas.openxmlformats.org/wordprocessingml/2006/main" xmlns:w14="http://schemas.microsoft.com/office/word/2010/wordml" xmlns:w15="http://schemas.microsoft.com/office/word/2012/wordml" xmlns:w16cex="http://schemas.microsoft.com/office/word/2018/wordml/cex" xmlns:w16cid="http://schemas.microsoft.com/office/word/2016/wordml/cid" xmlns:w16="http://schemas.microsoft.com/office/word/2018/wordml" xmlns:w16du="http://schemas.microsoft.com/office/word/2023/wordml/word16du" xmlns:w16sdtdh="http://schemas.microsoft.com/office/word/2020/wordml/sdtdatahash" xmlns:w16sdtfl="http://schemas.microsoft.com/office/word/2024/wordml/sdtformatlock" xmlns:w16se="http://schemas.microsoft.com/office/word/2015/wordml/symex" xmlns:wpg="http://schemas.microsoft.com/office/word/2010/wordprocessingGroup" xmlns:wpi="http://schemas.microsoft.com/office/word/2010/wordprocessingInk" xmlns:wne="http://schemas.microsoft.com/office/word/2006/wordml" xmlns:wps="http://schemas.microsoft.com/office/word/2010/wordprocessingShape" mc:Ignorable="w14 w15 w16se w16cid w16 w16cex w16sdtdh w16sdtfl w16du wp14">
+<w:footnotes xmlns:wpc="http://schemas.microsoft.com/office/word/2010/wordprocessingCanvas" xmlns:cx="http://schemas.microsoft.com/office/drawing/2014/chartex" xmlns:cx1="http://schemas.microsoft.com/office/drawing/2015/9/8/chartex" xmlns:cx2="http://schemas.microsoft.com/office/drawing/2015/10/21/chartex" xmlns:cx3="http://schemas.microsoft.com/office/drawing/2016/5/9/chartex" xmlns:cx4="http://schemas.microsoft.com/office/drawing/2016/5/10/chartex" xmlns:cx5="http://schemas.microsoft.com/office/drawing/2016/5/11/chartex" xmlns:cx6="http://schemas.microsoft.com/office/drawing/2016/5/12/chartex" xmlns:cx7="http://schemas.microsoft.com/office/drawing/2016/5/13/chartex" xmlns:cx8="http://schemas.microsoft.com/office/drawing/2016/5/14/chartex" xmlns:mc="http://schemas.openxmlformats.org/markup-compatibility/2006" xmlns:aink="http://schemas.microsoft.com/office/drawing/2016/ink" xmlns:am3d="http://schemas.microsoft.com/office/drawing/2017/model3d" xmlns:o="urn:schemas-microsoft-com:office:office" xmlns:r="http://schemas.openxmlformats.org/officeDocument/2006/relationships" xmlns:m="http://schemas.openxmlformats.org/officeDocument/2006/math" xmlns:v="urn:schemas-microsoft-com:vml" xmlns:wp14="http://schemas.microsoft.com/office/word/2010/wordprocessingDrawing" xmlns:wp="http://schemas.openxmlformats.org/drawingml/2006/wordprocessingDrawing" xmlns:w10="urn:schemas-microsoft-com:office:word" xmlns:w="http://schemas.openxmlformats.org/wordprocessingml/2006/main" xmlns:w14="http://schemas.microsoft.com/office/word/2010/wordml" xmlns:w15="http://schemas.microsoft.com/office/word/2012/wordml" xmlns:w16cex="http://schemas.microsoft.com/office/word/2018/wordml/cex" xmlns:w16cid="http://schemas.microsoft.com/office/word/2016/wordml/cid" xmlns:w16="http://schemas.microsoft.com/office/word/2018/wordml" xmlns:w16sdtdh="http://schemas.microsoft.com/office/word/2020/wordml/sdtdatahash" xmlns:w16se="http://schemas.microsoft.com/office/word/2015/wordml/symex" xmlns:wpg="http://schemas.microsoft.com/office/word/2010/wordprocessingGroup" xmlns:wpi="http://schemas.microsoft.com/office/word/2010/wordprocessingInk" xmlns:wne="http://schemas.microsoft.com/office/word/2006/wordml" xmlns:wps="http://schemas.microsoft.com/office/word/2010/wordprocessingShape" mc:Ignorable="w14 w15 w16se w16cid w16 w16cex w16sdtdh wp14">
   <w:footnote w:type="separator" w:id="-1">
     <w:p>
       <w:pPr>
@@ -6495,7 +6709,7 @@
 </file>
 
 <file path=word/header1.xml><?xml version="1.0" encoding="utf-8"?>
-<w:hdr xmlns:wpc="http://schemas.microsoft.com/office/word/2010/wordprocessingCanvas" xmlns:cx="http://schemas.microsoft.com/office/drawing/2014/chartex" xmlns:cx1="http://schemas.microsoft.com/office/drawing/2015/9/8/chartex" xmlns:cx2="http://schemas.microsoft.com/office/drawing/2015/10/21/chartex" xmlns:cx3="http://schemas.microsoft.com/office/drawing/2016/5/9/chartex" xmlns:cx4="http://schemas.microsoft.com/office/drawing/2016/5/10/chartex" xmlns:cx5="http://schemas.microsoft.com/office/drawing/2016/5/11/chartex" xmlns:cx6="http://schemas.microsoft.com/office/drawing/2016/5/12/chartex" xmlns:cx7="http://schemas.microsoft.com/office/drawing/2016/5/13/chartex" xmlns:cx8="http://schemas.microsoft.com/office/drawing/2016/5/14/chartex" xmlns:mc="http://schemas.openxmlformats.org/markup-compatibility/2006" xmlns:aink="http://schemas.microsoft.com/office/drawing/2016/ink" xmlns:am3d="http://schemas.microsoft.com/office/drawing/2017/model3d" xmlns:o="urn:schemas-microsoft-com:office:office" xmlns:oel="http://schemas.microsoft.com/office/2019/extlst" xmlns:r="http://schemas.openxmlformats.org/officeDocument/2006/relationships" xmlns:m="http://schemas.openxmlformats.org/officeDocument/2006/math" xmlns:v="urn:schemas-microsoft-com:vml" xmlns:wp14="http://schemas.microsoft.com/office/word/2010/wordprocessingDrawing" xmlns:wp="http://schemas.openxmlformats.org/drawingml/2006/wordprocessingDrawing" xmlns:w10="urn:schemas-microsoft-com:office:word" xmlns:w="http://schemas.openxmlformats.org/wordprocessingml/2006/main" xmlns:w14="http://schemas.microsoft.com/office/word/2010/wordml" xmlns:w15="http://schemas.microsoft.com/office/word/2012/wordml" xmlns:w16cex="http://schemas.microsoft.com/office/word/2018/wordml/cex" xmlns:w16cid="http://schemas.microsoft.com/office/word/2016/wordml/cid" xmlns:w16="http://schemas.microsoft.com/office/word/2018/wordml" xmlns:w16du="http://schemas.microsoft.com/office/word/2023/wordml/word16du" xmlns:w16sdtdh="http://schemas.microsoft.com/office/word/2020/wordml/sdtdatahash" xmlns:w16sdtfl="http://schemas.microsoft.com/office/word/2024/wordml/sdtformatlock" xmlns:w16se="http://schemas.microsoft.com/office/word/2015/wordml/symex" xmlns:wpg="http://schemas.microsoft.com/office/word/2010/wordprocessingGroup" xmlns:wpi="http://schemas.microsoft.com/office/word/2010/wordprocessingInk" xmlns:wne="http://schemas.microsoft.com/office/word/2006/wordml" xmlns:wps="http://schemas.microsoft.com/office/word/2010/wordprocessingShape" mc:Ignorable="w14 w15 w16se w16cid w16 w16cex w16sdtdh w16sdtfl w16du wp14">
+<w:hdr xmlns:wpc="http://schemas.microsoft.com/office/word/2010/wordprocessingCanvas" xmlns:cx="http://schemas.microsoft.com/office/drawing/2014/chartex" xmlns:cx1="http://schemas.microsoft.com/office/drawing/2015/9/8/chartex" xmlns:cx2="http://schemas.microsoft.com/office/drawing/2015/10/21/chartex" xmlns:cx3="http://schemas.microsoft.com/office/drawing/2016/5/9/chartex" xmlns:cx4="http://schemas.microsoft.com/office/drawing/2016/5/10/chartex" xmlns:cx5="http://schemas.microsoft.com/office/drawing/2016/5/11/chartex" xmlns:cx6="http://schemas.microsoft.com/office/drawing/2016/5/12/chartex" xmlns:cx7="http://schemas.microsoft.com/office/drawing/2016/5/13/chartex" xmlns:cx8="http://schemas.microsoft.com/office/drawing/2016/5/14/chartex" xmlns:mc="http://schemas.openxmlformats.org/markup-compatibility/2006" xmlns:aink="http://schemas.microsoft.com/office/drawing/2016/ink" xmlns:am3d="http://schemas.microsoft.com/office/drawing/2017/model3d" xmlns:o="urn:schemas-microsoft-com:office:office" xmlns:r="http://schemas.openxmlformats.org/officeDocument/2006/relationships" xmlns:m="http://schemas.openxmlformats.org/officeDocument/2006/math" xmlns:v="urn:schemas-microsoft-com:vml" xmlns:wp14="http://schemas.microsoft.com/office/word/2010/wordprocessingDrawing" xmlns:wp="http://schemas.openxmlformats.org/drawingml/2006/wordprocessingDrawing" xmlns:w10="urn:schemas-microsoft-com:office:word" xmlns:w="http://schemas.openxmlformats.org/wordprocessingml/2006/main" xmlns:w14="http://schemas.microsoft.com/office/word/2010/wordml" xmlns:w15="http://schemas.microsoft.com/office/word/2012/wordml" xmlns:w16cex="http://schemas.microsoft.com/office/word/2018/wordml/cex" xmlns:w16cid="http://schemas.microsoft.com/office/word/2016/wordml/cid" xmlns:w16="http://schemas.microsoft.com/office/word/2018/wordml" xmlns:w16sdtdh="http://schemas.microsoft.com/office/word/2020/wordml/sdtdatahash" xmlns:w16se="http://schemas.microsoft.com/office/word/2015/wordml/symex" xmlns:wpg="http://schemas.microsoft.com/office/word/2010/wordprocessingGroup" xmlns:wpi="http://schemas.microsoft.com/office/word/2010/wordprocessingInk" xmlns:wne="http://schemas.microsoft.com/office/word/2006/wordml" xmlns:wps="http://schemas.microsoft.com/office/word/2010/wordprocessingShape" mc:Ignorable="w14 w15 w16se w16cid w16 w16cex w16sdtdh wp14">
   <w:p>
     <w:pPr>
       <w:pStyle w:val="Header"/>
@@ -6512,7 +6726,7 @@
 </file>
 
 <file path=word/numbering.xml><?xml version="1.0" encoding="utf-8"?>
-<w:numbering xmlns:wpc="http://schemas.microsoft.com/office/word/2010/wordprocessingCanvas" xmlns:cx="http://schemas.microsoft.com/office/drawing/2014/chartex" xmlns:cx1="http://schemas.microsoft.com/office/drawing/2015/9/8/chartex" xmlns:cx2="http://schemas.microsoft.com/office/drawing/2015/10/21/chartex" xmlns:cx3="http://schemas.microsoft.com/office/drawing/2016/5/9/chartex" xmlns:cx4="http://schemas.microsoft.com/office/drawing/2016/5/10/chartex" xmlns:cx5="http://schemas.microsoft.com/office/drawing/2016/5/11/chartex" xmlns:cx6="http://schemas.microsoft.com/office/drawing/2016/5/12/chartex" xmlns:cx7="http://schemas.microsoft.com/office/drawing/2016/5/13/chartex" xmlns:cx8="http://schemas.microsoft.com/office/drawing/2016/5/14/chartex" xmlns:mc="http://schemas.openxmlformats.org/markup-compatibility/2006" xmlns:aink="http://schemas.microsoft.com/office/drawing/2016/ink" xmlns:am3d="http://schemas.microsoft.com/office/drawing/2017/model3d" xmlns:o="urn:schemas-microsoft-com:office:office" xmlns:oel="http://schemas.microsoft.com/office/2019/extlst" xmlns:r="http://schemas.openxmlformats.org/officeDocument/2006/relationships" xmlns:m="http://schemas.openxmlformats.org/officeDocument/2006/math" xmlns:v="urn:schemas-microsoft-com:vml" xmlns:wp14="http://schemas.microsoft.com/office/word/2010/wordprocessingDrawing" xmlns:wp="http://schemas.openxmlformats.org/drawingml/2006/wordprocessingDrawing" xmlns:w10="urn:schemas-microsoft-com:office:word" xmlns:w="http://schemas.openxmlformats.org/wordprocessingml/2006/main" xmlns:w14="http://schemas.microsoft.com/office/word/2010/wordml" xmlns:w15="http://schemas.microsoft.com/office/word/2012/wordml" xmlns:w16cex="http://schemas.microsoft.com/office/word/2018/wordml/cex" xmlns:w16cid="http://schemas.microsoft.com/office/word/2016/wordml/cid" xmlns:w16="http://schemas.microsoft.com/office/word/2018/wordml" xmlns:w16du="http://schemas.microsoft.com/office/word/2023/wordml/word16du" xmlns:w16sdtdh="http://schemas.microsoft.com/office/word/2020/wordml/sdtdatahash" xmlns:w16sdtfl="http://schemas.microsoft.com/office/word/2024/wordml/sdtformatlock" xmlns:w16se="http://schemas.microsoft.com/office/word/2015/wordml/symex" xmlns:wpg="http://schemas.microsoft.com/office/word/2010/wordprocessingGroup" xmlns:wpi="http://schemas.microsoft.com/office/word/2010/wordprocessingInk" xmlns:wne="http://schemas.microsoft.com/office/word/2006/wordml" xmlns:wps="http://schemas.microsoft.com/office/word/2010/wordprocessingShape" mc:Ignorable="w14 w15 w16se w16cid w16 w16cex w16sdtdh w16sdtfl w16du wp14">
+<w:numbering xmlns:wpc="http://schemas.microsoft.com/office/word/2010/wordprocessingCanvas" xmlns:cx="http://schemas.microsoft.com/office/drawing/2014/chartex" xmlns:cx1="http://schemas.microsoft.com/office/drawing/2015/9/8/chartex" xmlns:cx2="http://schemas.microsoft.com/office/drawing/2015/10/21/chartex" xmlns:cx3="http://schemas.microsoft.com/office/drawing/2016/5/9/chartex" xmlns:cx4="http://schemas.microsoft.com/office/drawing/2016/5/10/chartex" xmlns:cx5="http://schemas.microsoft.com/office/drawing/2016/5/11/chartex" xmlns:cx6="http://schemas.microsoft.com/office/drawing/2016/5/12/chartex" xmlns:cx7="http://schemas.microsoft.com/office/drawing/2016/5/13/chartex" xmlns:cx8="http://schemas.microsoft.com/office/drawing/2016/5/14/chartex" xmlns:mc="http://schemas.openxmlformats.org/markup-compatibility/2006" xmlns:aink="http://schemas.microsoft.com/office/drawing/2016/ink" xmlns:am3d="http://schemas.microsoft.com/office/drawing/2017/model3d" xmlns:o="urn:schemas-microsoft-com:office:office" xmlns:r="http://schemas.openxmlformats.org/officeDocument/2006/relationships" xmlns:m="http://schemas.openxmlformats.org/officeDocument/2006/math" xmlns:v="urn:schemas-microsoft-com:vml" xmlns:wp14="http://schemas.microsoft.com/office/word/2010/wordprocessingDrawing" xmlns:wp="http://schemas.openxmlformats.org/drawingml/2006/wordprocessingDrawing" xmlns:w10="urn:schemas-microsoft-com:office:word" xmlns:w="http://schemas.openxmlformats.org/wordprocessingml/2006/main" xmlns:w14="http://schemas.microsoft.com/office/word/2010/wordml" xmlns:w15="http://schemas.microsoft.com/office/word/2012/wordml" xmlns:w16cex="http://schemas.microsoft.com/office/word/2018/wordml/cex" xmlns:w16cid="http://schemas.microsoft.com/office/word/2016/wordml/cid" xmlns:w16="http://schemas.microsoft.com/office/word/2018/wordml" xmlns:w16sdtdh="http://schemas.microsoft.com/office/word/2020/wordml/sdtdatahash" xmlns:w16se="http://schemas.microsoft.com/office/word/2015/wordml/symex" xmlns:wpg="http://schemas.microsoft.com/office/word/2010/wordprocessingGroup" xmlns:wpi="http://schemas.microsoft.com/office/word/2010/wordprocessingInk" xmlns:wne="http://schemas.microsoft.com/office/word/2006/wordml" xmlns:wps="http://schemas.microsoft.com/office/word/2010/wordprocessingShape" mc:Ignorable="w14 w15 w16se w16cid w16 w16cex w16sdtdh wp14">
   <w:abstractNum w:abstractNumId="0" w15:restartNumberingAfterBreak="0">
     <w:nsid w:val="006D10BC"/>
     <w:multiLevelType w:val="multilevel"/>
@@ -10237,107 +10451,107 @@
       </w:rPr>
     </w:lvl>
   </w:abstractNum>
-  <w:num w:numId="1" w16cid:durableId="1455827301">
+  <w:num w:numId="1">
     <w:abstractNumId w:val="11"/>
   </w:num>
-  <w:num w:numId="2" w16cid:durableId="1954752276">
+  <w:num w:numId="2">
     <w:abstractNumId w:val="12"/>
   </w:num>
-  <w:num w:numId="3" w16cid:durableId="2098553441">
+  <w:num w:numId="3">
     <w:abstractNumId w:val="20"/>
   </w:num>
-  <w:num w:numId="4" w16cid:durableId="1629698385">
+  <w:num w:numId="4">
     <w:abstractNumId w:val="4"/>
   </w:num>
-  <w:num w:numId="5" w16cid:durableId="1288391014">
+  <w:num w:numId="5">
     <w:abstractNumId w:val="16"/>
   </w:num>
-  <w:num w:numId="6" w16cid:durableId="1764300090">
+  <w:num w:numId="6">
     <w:abstractNumId w:val="3"/>
   </w:num>
-  <w:num w:numId="7" w16cid:durableId="1604801024">
+  <w:num w:numId="7">
     <w:abstractNumId w:val="28"/>
   </w:num>
-  <w:num w:numId="8" w16cid:durableId="1752195314">
+  <w:num w:numId="8">
     <w:abstractNumId w:val="27"/>
   </w:num>
-  <w:num w:numId="9" w16cid:durableId="481429295">
+  <w:num w:numId="9">
     <w:abstractNumId w:val="30"/>
   </w:num>
-  <w:num w:numId="10" w16cid:durableId="793983647">
+  <w:num w:numId="10">
     <w:abstractNumId w:val="2"/>
   </w:num>
-  <w:num w:numId="11" w16cid:durableId="1388802757">
+  <w:num w:numId="11">
     <w:abstractNumId w:val="29"/>
   </w:num>
-  <w:num w:numId="12" w16cid:durableId="664166529">
+  <w:num w:numId="12">
     <w:abstractNumId w:val="25"/>
   </w:num>
-  <w:num w:numId="13" w16cid:durableId="1068962894">
+  <w:num w:numId="13">
     <w:abstractNumId w:val="14"/>
   </w:num>
-  <w:num w:numId="14" w16cid:durableId="116412734">
+  <w:num w:numId="14">
     <w:abstractNumId w:val="22"/>
   </w:num>
-  <w:num w:numId="15" w16cid:durableId="654917316">
+  <w:num w:numId="15">
     <w:abstractNumId w:val="10"/>
   </w:num>
-  <w:num w:numId="16" w16cid:durableId="23142479">
+  <w:num w:numId="16">
     <w:abstractNumId w:val="26"/>
   </w:num>
-  <w:num w:numId="17" w16cid:durableId="1839955774">
+  <w:num w:numId="17">
     <w:abstractNumId w:val="15"/>
   </w:num>
-  <w:num w:numId="18" w16cid:durableId="806749082">
+  <w:num w:numId="18">
     <w:abstractNumId w:val="1"/>
   </w:num>
-  <w:num w:numId="19" w16cid:durableId="2145806205">
+  <w:num w:numId="19">
     <w:abstractNumId w:val="31"/>
   </w:num>
-  <w:num w:numId="20" w16cid:durableId="672605055">
+  <w:num w:numId="20">
     <w:abstractNumId w:val="23"/>
   </w:num>
-  <w:num w:numId="21" w16cid:durableId="564723820">
+  <w:num w:numId="21">
     <w:abstractNumId w:val="18"/>
   </w:num>
-  <w:num w:numId="22" w16cid:durableId="1041830338">
+  <w:num w:numId="22">
     <w:abstractNumId w:val="5"/>
   </w:num>
-  <w:num w:numId="23" w16cid:durableId="1985036414">
+  <w:num w:numId="23">
     <w:abstractNumId w:val="8"/>
   </w:num>
-  <w:num w:numId="24" w16cid:durableId="1085147797">
+  <w:num w:numId="24">
     <w:abstractNumId w:val="19"/>
   </w:num>
-  <w:num w:numId="25" w16cid:durableId="1075206805">
+  <w:num w:numId="25">
     <w:abstractNumId w:val="7"/>
   </w:num>
-  <w:num w:numId="26" w16cid:durableId="379138175">
+  <w:num w:numId="26">
     <w:abstractNumId w:val="6"/>
   </w:num>
-  <w:num w:numId="27" w16cid:durableId="415785335">
+  <w:num w:numId="27">
     <w:abstractNumId w:val="21"/>
   </w:num>
-  <w:num w:numId="28" w16cid:durableId="1564292897">
+  <w:num w:numId="28">
     <w:abstractNumId w:val="0"/>
   </w:num>
-  <w:num w:numId="29" w16cid:durableId="1679190657">
+  <w:num w:numId="29">
     <w:abstractNumId w:val="24"/>
   </w:num>
-  <w:num w:numId="30" w16cid:durableId="56904186">
+  <w:num w:numId="30">
     <w:abstractNumId w:val="13"/>
   </w:num>
-  <w:num w:numId="31" w16cid:durableId="553808155">
+  <w:num w:numId="31">
     <w:abstractNumId w:val="9"/>
   </w:num>
-  <w:num w:numId="32" w16cid:durableId="189297780">
+  <w:num w:numId="32">
     <w:abstractNumId w:val="17"/>
   </w:num>
 </w:numbering>
 </file>
 
 <file path=word/styles.xml><?xml version="1.0" encoding="utf-8"?>
-<w:styles xmlns:mc="http://schemas.openxmlformats.org/markup-compatibility/2006" xmlns:r="http://schemas.openxmlformats.org/officeDocument/2006/relationships" xmlns:w="http://schemas.openxmlformats.org/wordprocessingml/2006/main" xmlns:w14="http://schemas.microsoft.com/office/word/2010/wordml" xmlns:w15="http://schemas.microsoft.com/office/word/2012/wordml" xmlns:w16cex="http://schemas.microsoft.com/office/word/2018/wordml/cex" xmlns:w16cid="http://schemas.microsoft.com/office/word/2016/wordml/cid" xmlns:w16="http://schemas.microsoft.com/office/word/2018/wordml" xmlns:w16du="http://schemas.microsoft.com/office/word/2023/wordml/word16du" xmlns:w16sdtdh="http://schemas.microsoft.com/office/word/2020/wordml/sdtdatahash" xmlns:w16sdtfl="http://schemas.microsoft.com/office/word/2024/wordml/sdtformatlock" xmlns:w16se="http://schemas.microsoft.com/office/word/2015/wordml/symex" mc:Ignorable="w14 w15 w16se w16cid w16 w16cex w16sdtdh w16sdtfl w16du">
+<w:styles xmlns:mc="http://schemas.openxmlformats.org/markup-compatibility/2006" xmlns:r="http://schemas.openxmlformats.org/officeDocument/2006/relationships" xmlns:w="http://schemas.openxmlformats.org/wordprocessingml/2006/main" xmlns:w14="http://schemas.microsoft.com/office/word/2010/wordml" xmlns:w15="http://schemas.microsoft.com/office/word/2012/wordml" xmlns:w16cex="http://schemas.microsoft.com/office/word/2018/wordml/cex" xmlns:w16cid="http://schemas.microsoft.com/office/word/2016/wordml/cid" xmlns:w16="http://schemas.microsoft.com/office/word/2018/wordml" xmlns:w16sdtdh="http://schemas.microsoft.com/office/word/2020/wordml/sdtdatahash" xmlns:w16se="http://schemas.microsoft.com/office/word/2015/wordml/symex" mc:Ignorable="w14 w15 w16se w16cid w16 w16cex w16sdtdh">
   <w:docDefaults>
     <w:rPrDefault>
       <w:rPr>
